--- a/Документация/Отчет (2).docx
+++ b/Документация/Отчет (2).docx
@@ -22,6 +22,18 @@
         </w:rPr>
         <w:t>Введение</w:t>
       </w:r>
+    </w:p>
+    <w:p>
+      <w:pPr>
+        <w:spacing w:after="0" w:line="360" w:lineRule="exact"/>
+        <w:jc w:val="center"/>
+        <w:rPr>
+          <w:rFonts w:ascii="Times New Roman" w:hAnsi="Times New Roman" w:cs="Times New Roman"/>
+          <w:b/>
+          <w:bCs/>
+          <w:sz w:val="28"/>
+        </w:rPr>
+      </w:pPr>
     </w:p>
     <w:p>
       <w:pPr>
@@ -607,7 +619,7 @@
           <w:rFonts w:ascii="Times New Roman" w:hAnsi="Times New Roman" w:cs="Times New Roman"/>
           <w:sz w:val="28"/>
         </w:rPr>
-        <w:t>-ссылки (аналог макета интернет-магазина электроники).</w:t>
+        <w:t>-ссылки.</w:t>
       </w:r>
     </w:p>
     <w:p>
@@ -1678,7 +1690,7 @@
           <w:rFonts w:ascii="Times New Roman" w:hAnsi="Times New Roman" w:cs="Times New Roman"/>
           <w:sz w:val="28"/>
         </w:rPr>
-        <w:t>Microsoft Visual Studio Code – редактор исходного кода. Позиционируется как «лёгкий» редактор кода для кроссплатформенной разработки веб и облачных приложений. Имеет широкие возможности для кастомизации: пользовательские темы, сочетания клавиш и файлы конфигурации.</w:t>
+        <w:t xml:space="preserve">Microsoft Visual Studio Code – редактор исходного кода. Позиционируется как «лёгкий» редактор кода для кроссплатформенной разработки веб и облачных приложений. </w:t>
       </w:r>
     </w:p>
     <w:p>
@@ -2003,7 +2015,6 @@
           <w:rFonts w:ascii="Times New Roman" w:hAnsi="Times New Roman" w:cs="Times New Roman"/>
           <w:sz w:val="28"/>
         </w:rPr>
-        <w:lastRenderedPageBreak/>
         <w:t xml:space="preserve">- </w:t>
       </w:r>
       <w:r>
@@ -2060,23 +2071,6 @@
           <w:sz w:val="28"/>
         </w:rPr>
         <w:t xml:space="preserve"> – опционально).</w:t>
-      </w:r>
-    </w:p>
-    <w:p>
-      <w:pPr>
-        <w:rPr>
-          <w:rFonts w:ascii="Times New Roman" w:hAnsi="Times New Roman" w:cs="Times New Roman"/>
-          <w:b/>
-          <w:sz w:val="28"/>
-        </w:rPr>
-      </w:pPr>
-      <w:r>
-        <w:rPr>
-          <w:rFonts w:ascii="Times New Roman" w:hAnsi="Times New Roman" w:cs="Times New Roman"/>
-          <w:b/>
-          <w:sz w:val="28"/>
-        </w:rPr>
-        <w:br w:type="page"/>
       </w:r>
     </w:p>
     <w:p>
@@ -4543,14 +4537,38 @@
         <w:rPr>
           <w:rFonts w:ascii="Times New Roman" w:hAnsi="Times New Roman" w:cs="Times New Roman"/>
           <w:sz w:val="28"/>
-        </w:rPr>
-      </w:pPr>
-      <w:r>
-        <w:rPr>
-          <w:rFonts w:ascii="Times New Roman" w:hAnsi="Times New Roman" w:cs="Times New Roman"/>
-          <w:sz w:val="28"/>
-        </w:rPr>
-        <w:t>Кнопки являются важнейшими элементами взаимодействия пользователя с сайтом. Все состояния элементов интерфейса (наведение, нажатие, активное состояние) реализованы с помощью CSS-анимации.</w:t>
+          <w:lang w:val="en-US"/>
+        </w:rPr>
+      </w:pPr>
+      <w:r>
+        <w:rPr>
+          <w:rFonts w:ascii="Times New Roman" w:hAnsi="Times New Roman" w:cs="Times New Roman"/>
+          <w:sz w:val="28"/>
+        </w:rPr>
+        <w:t xml:space="preserve">Кнопки являются важнейшими элементами взаимодействия пользователя с сайтом. Все состояния элементов интерфейса (наведение, нажатие, активное состояние) реализованы с помощью </w:t>
+      </w:r>
+      <w:r>
+        <w:rPr>
+          <w:rFonts w:ascii="Times New Roman" w:hAnsi="Times New Roman" w:cs="Times New Roman"/>
+          <w:sz w:val="28"/>
+          <w:lang w:val="en-US"/>
+        </w:rPr>
+        <w:t>CSS-</w:t>
+      </w:r>
+      <w:r>
+        <w:rPr>
+          <w:rFonts w:ascii="Times New Roman" w:hAnsi="Times New Roman" w:cs="Times New Roman"/>
+          <w:sz w:val="28"/>
+        </w:rPr>
+        <w:t>анимации</w:t>
+      </w:r>
+      <w:r>
+        <w:rPr>
+          <w:rFonts w:ascii="Times New Roman" w:hAnsi="Times New Roman" w:cs="Times New Roman"/>
+          <w:sz w:val="28"/>
+          <w:lang w:val="en-US"/>
+        </w:rPr>
+        <w:t>.</w:t>
       </w:r>
     </w:p>
     <w:p>
@@ -4683,16 +4701,52 @@
         <w:rPr>
           <w:rFonts w:ascii="Times New Roman" w:hAnsi="Times New Roman" w:cs="Times New Roman"/>
           <w:sz w:val="28"/>
+        </w:rPr>
+      </w:pPr>
+      <w:r>
+        <w:rPr>
+          <w:rFonts w:ascii="Times New Roman" w:hAnsi="Times New Roman" w:cs="Times New Roman"/>
+          <w:sz w:val="28"/>
           <w:lang w:val="en-US"/>
         </w:rPr>
-      </w:pPr>
+        <w:t xml:space="preserve">    box</w:t>
+      </w:r>
+      <w:r>
+        <w:rPr>
+          <w:rFonts w:ascii="Times New Roman" w:hAnsi="Times New Roman" w:cs="Times New Roman"/>
+          <w:sz w:val="28"/>
+        </w:rPr>
+        <w:t>-</w:t>
+      </w:r>
       <w:r>
         <w:rPr>
           <w:rFonts w:ascii="Times New Roman" w:hAnsi="Times New Roman" w:cs="Times New Roman"/>
           <w:sz w:val="28"/>
           <w:lang w:val="en-US"/>
         </w:rPr>
-        <w:t xml:space="preserve">    box-shadow 0.3s;</w:t>
+        <w:t>shadow</w:t>
+      </w:r>
+      <w:r>
+        <w:rPr>
+          <w:rFonts w:ascii="Times New Roman" w:hAnsi="Times New Roman" w:cs="Times New Roman"/>
+          <w:sz w:val="28"/>
+        </w:rPr>
+        <w:t xml:space="preserve"> 0.3</w:t>
+      </w:r>
+      <w:r>
+        <w:rPr>
+          <w:rFonts w:ascii="Times New Roman" w:hAnsi="Times New Roman" w:cs="Times New Roman"/>
+          <w:sz w:val="28"/>
+          <w:lang w:val="en-US"/>
+        </w:rPr>
+        <w:t>s</w:t>
+      </w:r>
+      <w:r>
+        <w:rPr>
+          <w:rFonts w:ascii="Times New Roman" w:hAnsi="Times New Roman" w:cs="Times New Roman"/>
+          <w:sz w:val="28"/>
+        </w:rPr>
+        <w:t>;</w:t>
       </w:r>
     </w:p>
     <w:p>
@@ -14101,7 +14155,31 @@
               <w:rPr>
                 <w:sz w:val="24"/>
               </w:rPr>
-              <w:t>26.05.202</w:t>
+              <w:t>2</w:t>
+            </w:r>
+            <w:r>
+              <w:rPr>
+                <w:sz w:val="24"/>
+              </w:rPr>
+              <w:t>2</w:t>
+            </w:r>
+            <w:r>
+              <w:rPr>
+                <w:sz w:val="24"/>
+              </w:rPr>
+              <w:t>.0</w:t>
+            </w:r>
+            <w:r>
+              <w:rPr>
+                <w:sz w:val="24"/>
+              </w:rPr>
+              <w:t>6</w:t>
+            </w:r>
+            <w:r>
+              <w:rPr>
+                <w:sz w:val="24"/>
+              </w:rPr>
+              <w:t>.202</w:t>
             </w:r>
             <w:r>
               <w:rPr>
@@ -14444,7 +14522,13 @@
               <w:rPr>
                 <w:sz w:val="24"/>
               </w:rPr>
-              <w:t>26</w:t>
+              <w:t>2</w:t>
+            </w:r>
+            <w:r>
+              <w:rPr>
+                <w:sz w:val="24"/>
+              </w:rPr>
+              <w:t>2</w:t>
             </w:r>
             <w:r>
               <w:rPr>
@@ -14456,7 +14540,7 @@
               <w:rPr>
                 <w:sz w:val="24"/>
               </w:rPr>
-              <w:t>5</w:t>
+              <w:t>6</w:t>
             </w:r>
             <w:r>
               <w:rPr>
@@ -14567,7 +14651,31 @@
               <w:rPr>
                 <w:sz w:val="24"/>
               </w:rPr>
-              <w:t>26.05.202</w:t>
+              <w:t>2</w:t>
+            </w:r>
+            <w:r>
+              <w:rPr>
+                <w:sz w:val="24"/>
+              </w:rPr>
+              <w:t>2</w:t>
+            </w:r>
+            <w:r>
+              <w:rPr>
+                <w:sz w:val="24"/>
+              </w:rPr>
+              <w:t>.0</w:t>
+            </w:r>
+            <w:r>
+              <w:rPr>
+                <w:sz w:val="24"/>
+              </w:rPr>
+              <w:t>6</w:t>
+            </w:r>
+            <w:r>
+              <w:rPr>
+                <w:sz w:val="24"/>
+              </w:rPr>
+              <w:t>.202</w:t>
             </w:r>
             <w:r>
               <w:rPr>
@@ -14667,7 +14775,13 @@
               <w:rPr>
                 <w:sz w:val="24"/>
               </w:rPr>
-              <w:t>27</w:t>
+              <w:t>2</w:t>
+            </w:r>
+            <w:r>
+              <w:rPr>
+                <w:sz w:val="24"/>
+              </w:rPr>
+              <w:t>3</w:t>
             </w:r>
             <w:r>
               <w:rPr>
@@ -14679,7 +14793,7 @@
               <w:rPr>
                 <w:sz w:val="24"/>
               </w:rPr>
-              <w:t>5</w:t>
+              <w:t>6</w:t>
             </w:r>
             <w:r>
               <w:rPr>
@@ -14785,7 +14899,13 @@
               <w:rPr>
                 <w:sz w:val="24"/>
               </w:rPr>
-              <w:t>28</w:t>
+              <w:t>2</w:t>
+            </w:r>
+            <w:r>
+              <w:rPr>
+                <w:sz w:val="24"/>
+              </w:rPr>
+              <w:t>3</w:t>
             </w:r>
             <w:r>
               <w:rPr>
@@ -14797,7 +14917,7 @@
               <w:rPr>
                 <w:sz w:val="24"/>
               </w:rPr>
-              <w:t>5</w:t>
+              <w:t>6</w:t>
             </w:r>
             <w:r>
               <w:rPr>
@@ -14905,7 +15025,31 @@
               <w:rPr>
                 <w:sz w:val="24"/>
               </w:rPr>
-              <w:t>29.05.202</w:t>
+              <w:t>2</w:t>
+            </w:r>
+            <w:r>
+              <w:rPr>
+                <w:sz w:val="24"/>
+              </w:rPr>
+              <w:t>4</w:t>
+            </w:r>
+            <w:r>
+              <w:rPr>
+                <w:sz w:val="24"/>
+              </w:rPr>
+              <w:t>.0</w:t>
+            </w:r>
+            <w:r>
+              <w:rPr>
+                <w:sz w:val="24"/>
+              </w:rPr>
+              <w:t>6</w:t>
+            </w:r>
+            <w:r>
+              <w:rPr>
+                <w:sz w:val="24"/>
+              </w:rPr>
+              <w:t>.202</w:t>
             </w:r>
             <w:r>
               <w:rPr>
@@ -22077,7 +22221,25 @@
                               <w:sz w:val="28"/>
                               <w:szCs w:val="32"/>
                             </w:rPr>
-                            <w:t>5-04-0612-02.42.</w:t>
+                            <w:t>5-04-0612-02.4</w:t>
+                          </w:r>
+                          <w:r>
+                            <w:rPr>
+                              <w:rFonts w:ascii="ISOCPEUR" w:hAnsi="ISOCPEUR"/>
+                              <w:i/>
+                              <w:sz w:val="28"/>
+                              <w:szCs w:val="32"/>
+                            </w:rPr>
+                            <w:t>3</w:t>
+                          </w:r>
+                          <w:r>
+                            <w:rPr>
+                              <w:rFonts w:ascii="ISOCPEUR" w:hAnsi="ISOCPEUR"/>
+                              <w:i/>
+                              <w:sz w:val="28"/>
+                              <w:szCs w:val="32"/>
+                            </w:rPr>
+                            <w:t>.</w:t>
                           </w:r>
                           <w:r>
                             <w:rPr>
@@ -22190,7 +22352,25 @@
                         <w:sz w:val="28"/>
                         <w:szCs w:val="32"/>
                       </w:rPr>
-                      <w:t>5-04-0612-02.42.</w:t>
+                      <w:t>5-04-0612-02.4</w:t>
+                    </w:r>
+                    <w:r>
+                      <w:rPr>
+                        <w:rFonts w:ascii="ISOCPEUR" w:hAnsi="ISOCPEUR"/>
+                        <w:i/>
+                        <w:sz w:val="28"/>
+                        <w:szCs w:val="32"/>
+                      </w:rPr>
+                      <w:t>3</w:t>
+                    </w:r>
+                    <w:r>
+                      <w:rPr>
+                        <w:rFonts w:ascii="ISOCPEUR" w:hAnsi="ISOCPEUR"/>
+                        <w:i/>
+                        <w:sz w:val="28"/>
+                        <w:szCs w:val="32"/>
+                      </w:rPr>
+                      <w:t>.</w:t>
                     </w:r>
                     <w:r>
                       <w:rPr>
